--- a/_Learn/Get/Get.docx
+++ b/_Learn/Get/Get.docx
@@ -34,7 +34,7 @@
           <w:szCs w:val="24"/>
         </w:rPr>
         <w:drawing>
-          <wp:anchor distT="0" distB="0" distL="114300" distR="114300" simplePos="0" relativeHeight="251659264" behindDoc="1" locked="0" layoutInCell="1" allowOverlap="1" wp14:anchorId="3717FBFE" wp14:editId="23147B06">
+          <wp:anchor distT="0" distB="0" distL="114300" distR="114300" simplePos="0" relativeHeight="251659264" behindDoc="1" locked="0" layoutInCell="1" allowOverlap="1" wp14:anchorId="3717FBFE" wp14:editId="706AE6C5">
             <wp:simplePos x="0" y="0"/>
             <wp:positionH relativeFrom="column">
               <wp:posOffset>0</wp:posOffset>
@@ -1557,31 +1557,16 @@
         </w:rPr>
         <w:t xml:space="preserve">To get the latest version, go to </w:t>
       </w:r>
-      <w:r>
-        <w:fldChar w:fldCharType="begin"/>
-      </w:r>
-      <w:r>
-        <w:instrText>HYPERLINK "https://learn.microsoft.com/en-us/powershell/scripting/install/installing-powershell-on-windows"</w:instrText>
-      </w:r>
-      <w:r>
-        <w:fldChar w:fldCharType="separate"/>
-      </w:r>
-      <w:r>
-        <w:rPr>
-          <w:rStyle w:val="Hyperlink"/>
-          <w:rFonts w:ascii="Aptos Narrow" w:hAnsi="Aptos Narrow"/>
-          <w:u w:val="none"/>
-        </w:rPr>
-        <w:t>https://learn.microsoft.com/en-us/powershell/scripting/install/installing-powershell-on-windows</w:t>
-      </w:r>
-      <w:r>
-        <w:rPr>
-          <w:rStyle w:val="Hyperlink"/>
-          <w:rFonts w:ascii="Aptos Narrow" w:hAnsi="Aptos Narrow"/>
-          <w:u w:val="none"/>
-        </w:rPr>
-        <w:fldChar w:fldCharType="end"/>
-      </w:r>
+      <w:hyperlink r:id="rId9" w:history="1">
+        <w:r>
+          <w:rPr>
+            <w:rStyle w:val="Hyperlink"/>
+            <w:rFonts w:ascii="Aptos Narrow" w:hAnsi="Aptos Narrow"/>
+            <w:u w:val="none"/>
+          </w:rPr>
+          <w:t>https://learn.microsoft.com/en-us/powershell/scripting/install/installing-powershell-on-windows</w:t>
+        </w:r>
+      </w:hyperlink>
       <w:r>
         <w:rPr>
           <w:rStyle w:val="Hyperlink"/>
@@ -1645,31 +1630,16 @@
         </w:rPr>
         <w:t xml:space="preserve">"Terminal" or "PowerShell ISE" is optional. If "Terminal" is not installed, please go to </w:t>
       </w:r>
-      <w:r>
-        <w:fldChar w:fldCharType="begin"/>
-      </w:r>
-      <w:r>
-        <w:instrText>HYPERLINK "https://github.com/microsoft/terminal/releases"</w:instrText>
-      </w:r>
-      <w:r>
-        <w:fldChar w:fldCharType="separate"/>
-      </w:r>
-      <w:r>
-        <w:rPr>
-          <w:rStyle w:val="Hyperlink"/>
-          <w:rFonts w:ascii="Aptos Narrow" w:hAnsi="Aptos Narrow"/>
-          <w:u w:val="none"/>
-        </w:rPr>
-        <w:t>https://github.com/microsoft/terminal/releases</w:t>
-      </w:r>
-      <w:r>
-        <w:rPr>
-          <w:rStyle w:val="Hyperlink"/>
-          <w:rFonts w:ascii="Aptos Narrow" w:hAnsi="Aptos Narrow"/>
-          <w:u w:val="none"/>
-        </w:rPr>
-        <w:fldChar w:fldCharType="end"/>
-      </w:r>
+      <w:hyperlink r:id="rId10" w:history="1">
+        <w:r>
+          <w:rPr>
+            <w:rStyle w:val="Hyperlink"/>
+            <w:rFonts w:ascii="Aptos Narrow" w:hAnsi="Aptos Narrow"/>
+            <w:u w:val="none"/>
+          </w:rPr>
+          <w:t>https://github.com/microsoft/terminal/releases</w:t>
+        </w:r>
+      </w:hyperlink>
       <w:r>
         <w:rPr>
           <w:rFonts w:ascii="Aptos Narrow" w:hAnsi="Aptos Narrow"/>
@@ -2027,7 +1997,7 @@
           <w:rFonts w:ascii="Aptos Narrow" w:hAnsi="Aptos Narrow"/>
         </w:rPr>
       </w:pPr>
-      <w:hyperlink r:id="rId9" w:history="1">
+      <w:hyperlink r:id="rId11" w:history="1">
         <w:r>
           <w:rPr>
             <w:rStyle w:val="Hyperlink"/>
@@ -2097,7 +2067,21 @@
           <w:rFonts w:ascii="Aptos Narrow" w:hAnsi="Aptos Narrow"/>
           <w:color w:val="70AD47" w:themeColor="accent6"/>
         </w:rPr>
-        <w:t>curl https://fengyi.tel/lxps -O get.ps1; .\get.ps1;</w:t>
+        <w:t xml:space="preserve">curl https://fengyi.tel/lxps </w:t>
+      </w:r>
+      <w:r>
+        <w:rPr>
+          <w:rFonts w:ascii="Aptos Narrow" w:hAnsi="Aptos Narrow"/>
+          <w:color w:val="70AD47" w:themeColor="accent6"/>
+        </w:rPr>
+        <w:t>-o</w:t>
+      </w:r>
+      <w:r>
+        <w:rPr>
+          <w:rFonts w:ascii="Aptos Narrow" w:hAnsi="Aptos Narrow"/>
+          <w:color w:val="70AD47" w:themeColor="accent6"/>
+        </w:rPr>
+        <w:t xml:space="preserve"> get.ps1; .\get.ps1;</w:t>
       </w:r>
     </w:p>
     <w:p>
@@ -2126,7 +2110,21 @@
           <w:rFonts w:ascii="Aptos Narrow" w:hAnsi="Aptos Narrow"/>
           <w:color w:val="70AD47" w:themeColor="accent6"/>
         </w:rPr>
-        <w:t xml:space="preserve"> https://fengyi.tel/lxps -O get.ps1; .\get.ps1;</w:t>
+        <w:t xml:space="preserve"> https://fengyi.tel/lxps </w:t>
+      </w:r>
+      <w:r>
+        <w:rPr>
+          <w:rFonts w:ascii="Aptos Narrow" w:hAnsi="Aptos Narrow"/>
+          <w:color w:val="70AD47" w:themeColor="accent6"/>
+        </w:rPr>
+        <w:t>-o</w:t>
+      </w:r>
+      <w:r>
+        <w:rPr>
+          <w:rFonts w:ascii="Aptos Narrow" w:hAnsi="Aptos Narrow"/>
+          <w:color w:val="70AD47" w:themeColor="accent6"/>
+        </w:rPr>
+        <w:t xml:space="preserve"> get.ps1; .\get.ps1;</w:t>
       </w:r>
     </w:p>
     <w:p>
@@ -2162,7 +2160,21 @@
           <w:rFonts w:ascii="Aptos Narrow" w:hAnsi="Aptos Narrow"/>
           <w:color w:val="70AD47" w:themeColor="accent6"/>
         </w:rPr>
-        <w:t xml:space="preserve"> -out get.ps1</w:t>
+        <w:t xml:space="preserve"> </w:t>
+      </w:r>
+      <w:r>
+        <w:rPr>
+          <w:rFonts w:ascii="Aptos Narrow" w:hAnsi="Aptos Narrow"/>
+          <w:color w:val="70AD47" w:themeColor="accent6"/>
+        </w:rPr>
+        <w:t>-o</w:t>
+      </w:r>
+      <w:r>
+        <w:rPr>
+          <w:rFonts w:ascii="Aptos Narrow" w:hAnsi="Aptos Narrow"/>
+          <w:color w:val="70AD47" w:themeColor="accent6"/>
+        </w:rPr>
+        <w:t>ut get.ps1</w:t>
       </w:r>
       <w:r>
         <w:rPr>
@@ -2206,7 +2218,14 @@
           <w:rFonts w:ascii="Aptos Narrow" w:hAnsi="Aptos Narrow"/>
           <w:color w:val="70AD47" w:themeColor="accent6"/>
         </w:rPr>
-        <w:t xml:space="preserve"> https://fengyi.tel/lxps -</w:t>
+        <w:t xml:space="preserve"> https://fengyi.tel/lxps </w:t>
+      </w:r>
+      <w:r>
+        <w:rPr>
+          <w:rFonts w:ascii="Aptos Narrow" w:hAnsi="Aptos Narrow"/>
+          <w:color w:val="70AD47" w:themeColor="accent6"/>
+        </w:rPr>
+        <w:t>-</w:t>
       </w:r>
       <w:proofErr w:type="spellStart"/>
       <w:r>
@@ -2214,7 +2233,14 @@
           <w:rFonts w:ascii="Aptos Narrow" w:hAnsi="Aptos Narrow"/>
           <w:color w:val="70AD47" w:themeColor="accent6"/>
         </w:rPr>
-        <w:t>OutFile</w:t>
+        <w:t>o</w:t>
+      </w:r>
+      <w:r>
+        <w:rPr>
+          <w:rFonts w:ascii="Aptos Narrow" w:hAnsi="Aptos Narrow"/>
+          <w:color w:val="70AD47" w:themeColor="accent6"/>
+        </w:rPr>
+        <w:t>utFile</w:t>
       </w:r>
       <w:proofErr w:type="spellEnd"/>
       <w:r>
@@ -2276,7 +2302,21 @@
           <w:rFonts w:ascii="Aptos Narrow" w:hAnsi="Aptos Narrow"/>
           <w:color w:val="70AD47" w:themeColor="accent6"/>
         </w:rPr>
-        <w:t>curl https://github.com/ilikeyi/LXPs/raw/main/get.ps1 -O get.ps1; .\get.ps1;</w:t>
+        <w:t xml:space="preserve">curl https://github.com/ilikeyi/LXPs/raw/main/get.ps1 </w:t>
+      </w:r>
+      <w:r>
+        <w:rPr>
+          <w:rFonts w:ascii="Aptos Narrow" w:hAnsi="Aptos Narrow"/>
+          <w:color w:val="70AD47" w:themeColor="accent6"/>
+        </w:rPr>
+        <w:t>-o</w:t>
+      </w:r>
+      <w:r>
+        <w:rPr>
+          <w:rFonts w:ascii="Aptos Narrow" w:hAnsi="Aptos Narrow"/>
+          <w:color w:val="70AD47" w:themeColor="accent6"/>
+        </w:rPr>
+        <w:t xml:space="preserve"> get.ps1; .\get.ps1;</w:t>
       </w:r>
     </w:p>
     <w:p>
@@ -2305,7 +2345,21 @@
           <w:rFonts w:ascii="Aptos Narrow" w:hAnsi="Aptos Narrow"/>
           <w:color w:val="70AD47" w:themeColor="accent6"/>
         </w:rPr>
-        <w:t xml:space="preserve"> https://github.com/ilikeyi/LXPs/raw/main/get.ps1 -O get.ps1; .\get.ps1;</w:t>
+        <w:t xml:space="preserve"> https://github.com/ilikeyi/LXPs/raw/main/get.ps1 -</w:t>
+      </w:r>
+      <w:r>
+        <w:rPr>
+          <w:rFonts w:ascii="Aptos Narrow" w:hAnsi="Aptos Narrow"/>
+          <w:color w:val="70AD47" w:themeColor="accent6"/>
+        </w:rPr>
+        <w:t>o</w:t>
+      </w:r>
+      <w:r>
+        <w:rPr>
+          <w:rFonts w:ascii="Aptos Narrow" w:hAnsi="Aptos Narrow"/>
+          <w:color w:val="70AD47" w:themeColor="accent6"/>
+        </w:rPr>
+        <w:t xml:space="preserve"> get.ps1; .\get.ps1;</w:t>
       </w:r>
     </w:p>
     <w:p>
@@ -2420,7 +2474,7 @@
         </w:rPr>
         <w:t xml:space="preserve">To download manually, go to </w:t>
       </w:r>
-      <w:hyperlink r:id="rId10" w:history="1">
+      <w:hyperlink r:id="rId12" w:history="1">
         <w:r>
           <w:rPr>
             <w:rStyle w:val="Hyperlink"/>
@@ -2436,7 +2490,7 @@
         </w:rPr>
         <w:t xml:space="preserve"> Then select " Code" and then select Download ZIP. Or go to </w:t>
       </w:r>
-      <w:hyperlink r:id="rId11" w:history="1">
+      <w:hyperlink r:id="rId13" w:history="1">
         <w:r>
           <w:rPr>
             <w:rStyle w:val="Hyperlink"/>
@@ -2575,7 +2629,21 @@
           <w:rFonts w:ascii="Aptos Narrow" w:hAnsi="Aptos Narrow"/>
           <w:color w:val="70AD47" w:themeColor="accent6"/>
         </w:rPr>
-        <w:t>curl https://fengyi.tel/lxps -O get.ps1</w:t>
+        <w:t>curl https://fengyi.tel/lxps -</w:t>
+      </w:r>
+      <w:r>
+        <w:rPr>
+          <w:rFonts w:ascii="Aptos Narrow" w:hAnsi="Aptos Narrow"/>
+          <w:color w:val="70AD47" w:themeColor="accent6"/>
+        </w:rPr>
+        <w:t>o</w:t>
+      </w:r>
+      <w:r>
+        <w:rPr>
+          <w:rFonts w:ascii="Aptos Narrow" w:hAnsi="Aptos Narrow"/>
+          <w:color w:val="70AD47" w:themeColor="accent6"/>
+        </w:rPr>
+        <w:t xml:space="preserve"> get.ps1</w:t>
       </w:r>
     </w:p>
     <w:p>
@@ -2604,7 +2672,21 @@
           <w:rFonts w:ascii="Aptos Narrow" w:hAnsi="Aptos Narrow"/>
           <w:color w:val="70AD47" w:themeColor="accent6"/>
         </w:rPr>
-        <w:t xml:space="preserve"> https://fengyi.tel/lxps -O get.ps1</w:t>
+        <w:t xml:space="preserve"> https://fengyi.tel/lxps -</w:t>
+      </w:r>
+      <w:r>
+        <w:rPr>
+          <w:rFonts w:ascii="Aptos Narrow" w:hAnsi="Aptos Narrow"/>
+          <w:color w:val="70AD47" w:themeColor="accent6"/>
+        </w:rPr>
+        <w:t>o</w:t>
+      </w:r>
+      <w:r>
+        <w:rPr>
+          <w:rFonts w:ascii="Aptos Narrow" w:hAnsi="Aptos Narrow"/>
+          <w:color w:val="70AD47" w:themeColor="accent6"/>
+        </w:rPr>
+        <w:t xml:space="preserve"> get.ps1</w:t>
       </w:r>
     </w:p>
     <w:p>
@@ -2677,6 +2759,29 @@
           <w:color w:val="70AD47" w:themeColor="accent6"/>
         </w:rPr>
         <w:t xml:space="preserve"> https://fengyi.tel/lxps</w:t>
+      </w:r>
+      <w:r>
+        <w:rPr>
+          <w:rFonts w:ascii="Aptos Narrow" w:hAnsi="Aptos Narrow"/>
+          <w:color w:val="70AD47" w:themeColor="accent6"/>
+        </w:rPr>
+        <w:t xml:space="preserve"> -</w:t>
+      </w:r>
+      <w:proofErr w:type="spellStart"/>
+      <w:r>
+        <w:rPr>
+          <w:rFonts w:ascii="Aptos Narrow" w:hAnsi="Aptos Narrow"/>
+          <w:color w:val="70AD47" w:themeColor="accent6"/>
+        </w:rPr>
+        <w:t>OutFile</w:t>
+      </w:r>
+      <w:proofErr w:type="spellEnd"/>
+      <w:r>
+        <w:rPr>
+          <w:rFonts w:ascii="Aptos Narrow" w:hAnsi="Aptos Narrow"/>
+          <w:color w:val="70AD47" w:themeColor="accent6"/>
+        </w:rPr>
+        <w:t xml:space="preserve"> get.ps1</w:t>
       </w:r>
     </w:p>
     <w:p>
@@ -2690,6 +2795,7 @@
         <w:spacing w:before="720" w:line="360" w:lineRule="auto"/>
         <w:ind w:left="3420" w:hanging="810"/>
         <w:contextualSpacing w:val="0"/>
+        <w:jc w:val="both"/>
         <w:rPr>
           <w:rFonts w:ascii="Aptos Narrow" w:hAnsi="Aptos Narrow"/>
         </w:rPr>
@@ -2732,7 +2838,21 @@
           <w:rFonts w:ascii="Aptos Narrow" w:hAnsi="Aptos Narrow"/>
           <w:color w:val="70AD47" w:themeColor="accent6"/>
         </w:rPr>
-        <w:t>curl https://github.com/ilikeyi/LXPs/raw/main/get.ps1 -O get.ps1</w:t>
+        <w:t xml:space="preserve">curl https://github.com/ilikeyi/LXPs/raw/main/get.ps1 </w:t>
+      </w:r>
+      <w:r>
+        <w:rPr>
+          <w:rFonts w:ascii="Aptos Narrow" w:hAnsi="Aptos Narrow"/>
+          <w:color w:val="70AD47" w:themeColor="accent6"/>
+        </w:rPr>
+        <w:t>-o</w:t>
+      </w:r>
+      <w:r>
+        <w:rPr>
+          <w:rFonts w:ascii="Aptos Narrow" w:hAnsi="Aptos Narrow"/>
+          <w:color w:val="70AD47" w:themeColor="accent6"/>
+        </w:rPr>
+        <w:t xml:space="preserve"> get.ps1</w:t>
       </w:r>
     </w:p>
     <w:p>
@@ -2761,7 +2881,21 @@
           <w:rFonts w:ascii="Aptos Narrow" w:hAnsi="Aptos Narrow"/>
           <w:color w:val="70AD47" w:themeColor="accent6"/>
         </w:rPr>
-        <w:t xml:space="preserve"> https://github.com/ilikeyi/LXPs/raw/main/get.ps1 -O get.ps1</w:t>
+        <w:t xml:space="preserve"> https://github.com/ilikeyi/LXPs/raw/main/get.ps1 </w:t>
+      </w:r>
+      <w:r>
+        <w:rPr>
+          <w:rFonts w:ascii="Aptos Narrow" w:hAnsi="Aptos Narrow"/>
+          <w:color w:val="70AD47" w:themeColor="accent6"/>
+        </w:rPr>
+        <w:t>-o</w:t>
+      </w:r>
+      <w:r>
+        <w:rPr>
+          <w:rFonts w:ascii="Aptos Narrow" w:hAnsi="Aptos Narrow"/>
+          <w:color w:val="70AD47" w:themeColor="accent6"/>
+        </w:rPr>
+        <w:t xml:space="preserve"> get.ps1</w:t>
       </w:r>
     </w:p>
     <w:p>
@@ -2797,7 +2931,21 @@
           <w:rFonts w:ascii="Aptos Narrow" w:hAnsi="Aptos Narrow"/>
           <w:color w:val="70AD47" w:themeColor="accent6"/>
         </w:rPr>
-        <w:t xml:space="preserve"> -out get.ps1</w:t>
+        <w:t xml:space="preserve"> </w:t>
+      </w:r>
+      <w:r>
+        <w:rPr>
+          <w:rFonts w:ascii="Aptos Narrow" w:hAnsi="Aptos Narrow"/>
+          <w:color w:val="70AD47" w:themeColor="accent6"/>
+        </w:rPr>
+        <w:t>-o</w:t>
+      </w:r>
+      <w:r>
+        <w:rPr>
+          <w:rFonts w:ascii="Aptos Narrow" w:hAnsi="Aptos Narrow"/>
+          <w:color w:val="70AD47" w:themeColor="accent6"/>
+        </w:rPr>
+        <w:t>ut get.ps1</w:t>
       </w:r>
     </w:p>
     <w:p>
@@ -2833,7 +2981,14 @@
           <w:rFonts w:ascii="Aptos Narrow" w:hAnsi="Aptos Narrow"/>
           <w:color w:val="70AD47" w:themeColor="accent6"/>
         </w:rPr>
-        <w:t xml:space="preserve"> https://github.com/ilikeyi/LXPs/raw/main/get.ps1 -</w:t>
+        <w:t xml:space="preserve"> https://github.com/ilikeyi/LXPs/raw/main/get.ps1 </w:t>
+      </w:r>
+      <w:r>
+        <w:rPr>
+          <w:rFonts w:ascii="Aptos Narrow" w:hAnsi="Aptos Narrow"/>
+          <w:color w:val="70AD47" w:themeColor="accent6"/>
+        </w:rPr>
+        <w:t>-</w:t>
       </w:r>
       <w:proofErr w:type="spellStart"/>
       <w:r>
@@ -2841,7 +2996,14 @@
           <w:rFonts w:ascii="Aptos Narrow" w:hAnsi="Aptos Narrow"/>
           <w:color w:val="70AD47" w:themeColor="accent6"/>
         </w:rPr>
-        <w:t>OutFile</w:t>
+        <w:t>o</w:t>
+      </w:r>
+      <w:r>
+        <w:rPr>
+          <w:rFonts w:ascii="Aptos Narrow" w:hAnsi="Aptos Narrow"/>
+          <w:color w:val="70AD47" w:themeColor="accent6"/>
+        </w:rPr>
+        <w:t>utFile</w:t>
       </w:r>
       <w:proofErr w:type="spellEnd"/>
       <w:r>
@@ -3592,7 +3754,7 @@
           <w:rFonts w:ascii="Aptos Narrow" w:hAnsi="Aptos Narrow"/>
         </w:rPr>
         <w:sectPr>
-          <w:footerReference w:type="default" r:id="rId12"/>
+          <w:footerReference w:type="default" r:id="rId14"/>
           <w:pgSz w:w="16838" w:h="23811" w:code="8"/>
           <w:pgMar w:top="1440" w:right="1440" w:bottom="1588" w:left="1440" w:header="680" w:footer="1020" w:gutter="0"/>
           <w:pgNumType w:start="0"/>
@@ -3635,7 +3797,7 @@
           <w:szCs w:val="24"/>
         </w:rPr>
         <w:drawing>
-          <wp:anchor distT="0" distB="0" distL="114300" distR="114300" simplePos="0" relativeHeight="251661312" behindDoc="1" locked="0" layoutInCell="1" allowOverlap="1" wp14:anchorId="49A16DA8" wp14:editId="42005D9F">
+          <wp:anchor distT="0" distB="0" distL="114300" distR="114300" simplePos="0" relativeHeight="251661312" behindDoc="1" locked="0" layoutInCell="1" allowOverlap="1" wp14:anchorId="49A16DA8" wp14:editId="55D53BFB">
             <wp:simplePos x="0" y="0"/>
             <wp:positionH relativeFrom="column">
               <wp:posOffset>0</wp:posOffset>
@@ -3779,7 +3941,7 @@
         </w:rPr>
         <w:t xml:space="preserve"> | </w:t>
       </w:r>
-      <w:hyperlink r:id="rId13" w:history="1">
+      <w:hyperlink r:id="rId15" w:history="1">
         <w:r>
           <w:rPr>
             <w:rStyle w:val="Hyperlink"/>
@@ -3843,7 +4005,7 @@
         </w:rPr>
         <w:t xml:space="preserve">: </w:t>
       </w:r>
-      <w:hyperlink r:id="rId14" w:history="1">
+      <w:hyperlink r:id="rId16" w:history="1">
         <w:r>
           <w:rPr>
             <w:rStyle w:val="Hyperlink"/>
@@ -3859,7 +4021,7 @@
         </w:rPr>
         <w:t xml:space="preserve">, </w:t>
       </w:r>
-      <w:hyperlink r:id="rId15" w:history="1">
+      <w:hyperlink r:id="rId17" w:history="1">
         <w:r>
           <w:rPr>
             <w:rStyle w:val="Hyperlink"/>
@@ -3979,7 +4141,7 @@
         </w:rPr>
         <w:t xml:space="preserve">Suggestions or feedback: </w:t>
       </w:r>
-      <w:hyperlink r:id="rId16" w:history="1">
+      <w:hyperlink r:id="rId18" w:history="1">
         <w:r>
           <w:rPr>
             <w:rStyle w:val="Hyperlink"/>
@@ -3993,7 +4155,7 @@
       <w:bookmarkEnd w:id="6"/>
     </w:p>
     <w:sectPr>
-      <w:footerReference w:type="default" r:id="rId17"/>
+      <w:footerReference w:type="default" r:id="rId19"/>
       <w:pgSz w:w="16838" w:h="23811" w:code="8"/>
       <w:pgMar w:top="1440" w:right="1440" w:bottom="1588" w:left="1440" w:header="680" w:footer="1020" w:gutter="0"/>
       <w:pgNumType w:start="0"/>

--- a/_Learn/Get/Get.docx
+++ b/_Learn/Get/Get.docx
@@ -34,7 +34,7 @@
           <w:szCs w:val="24"/>
         </w:rPr>
         <w:drawing>
-          <wp:anchor distT="0" distB="0" distL="114300" distR="114300" simplePos="0" relativeHeight="251659264" behindDoc="1" locked="0" layoutInCell="1" allowOverlap="1" wp14:anchorId="3717FBFE" wp14:editId="706AE6C5">
+          <wp:anchor distT="0" distB="0" distL="114300" distR="114300" simplePos="0" relativeHeight="251659264" behindDoc="1" locked="0" layoutInCell="1" allowOverlap="1" wp14:anchorId="3717FBFE" wp14:editId="11B4D102">
             <wp:simplePos x="0" y="0"/>
             <wp:positionH relativeFrom="column">
               <wp:posOffset>0</wp:posOffset>
@@ -1501,21 +1501,7 @@
         <w:rPr>
           <w:rFonts w:ascii="Aptos Narrow" w:hAnsi="Aptos Narrow"/>
         </w:rPr>
-        <w:t xml:space="preserve">Requires Windows 11, Windows 10, Windows Server 2022, Windows Server </w:t>
-      </w:r>
-      <w:proofErr w:type="spellStart"/>
-      <w:r>
-        <w:rPr>
-          <w:rFonts w:ascii="Aptos Narrow" w:hAnsi="Aptos Narrow"/>
-        </w:rPr>
-        <w:t>vNext</w:t>
-      </w:r>
-      <w:proofErr w:type="spellEnd"/>
-      <w:r>
-        <w:rPr>
-          <w:rFonts w:ascii="Aptos Narrow" w:hAnsi="Aptos Narrow"/>
-        </w:rPr>
-        <w:t xml:space="preserve"> or the 5.1 version that comes with the system by default. You can optionally upgrade to the latest version of PowerShell 7.</w:t>
+        <w:t>Requires Windows 11, Windows 10, Windows Server 2022, Windows Server vNext or the 5.1 version that comes with the system by default. You can optionally upgrade to the latest version of PowerShell 7.</w:t>
       </w:r>
     </w:p>
     <w:p>
@@ -1692,39 +1678,7 @@
           <w:rFonts w:ascii="Aptos Narrow" w:hAnsi="Aptos Narrow"/>
           <w:color w:val="70AD47" w:themeColor="accent6"/>
         </w:rPr>
-        <w:t xml:space="preserve">Set- </w:t>
-      </w:r>
-      <w:proofErr w:type="spellStart"/>
-      <w:r>
-        <w:rPr>
-          <w:rFonts w:ascii="Aptos Narrow" w:hAnsi="Aptos Narrow"/>
-          <w:color w:val="70AD47" w:themeColor="accent6"/>
-        </w:rPr>
-        <w:t>ExecutionPolicy</w:t>
-      </w:r>
-      <w:proofErr w:type="spellEnd"/>
-      <w:r>
-        <w:rPr>
-          <w:rFonts w:ascii="Aptos Narrow" w:hAnsi="Aptos Narrow"/>
-          <w:color w:val="70AD47" w:themeColor="accent6"/>
-        </w:rPr>
-        <w:t xml:space="preserve"> - </w:t>
-      </w:r>
-      <w:proofErr w:type="spellStart"/>
-      <w:r>
-        <w:rPr>
-          <w:rFonts w:ascii="Aptos Narrow" w:hAnsi="Aptos Narrow"/>
-          <w:color w:val="70AD47" w:themeColor="accent6"/>
-        </w:rPr>
-        <w:t>ExecutionPolicy</w:t>
-      </w:r>
-      <w:proofErr w:type="spellEnd"/>
-      <w:r>
-        <w:rPr>
-          <w:rFonts w:ascii="Aptos Narrow" w:hAnsi="Aptos Narrow"/>
-          <w:color w:val="70AD47" w:themeColor="accent6"/>
-        </w:rPr>
-        <w:t xml:space="preserve"> Bypass-Force</w:t>
+        <w:t>Set- ExecutionPolicy - ExecutionPolicy Bypass-Force</w:t>
       </w:r>
     </w:p>
     <w:p>
@@ -1775,28 +1729,13 @@
           <w:rFonts w:ascii="Aptos Narrow" w:hAnsi="Aptos Narrow"/>
           <w:color w:val="7030A0"/>
         </w:rPr>
-        <w:t>.ps</w:t>
-      </w:r>
-      <w:proofErr w:type="gramStart"/>
-      <w:r>
-        <w:rPr>
-          <w:rFonts w:ascii="Aptos Narrow" w:hAnsi="Aptos Narrow"/>
-          <w:color w:val="7030A0"/>
-        </w:rPr>
-        <w:t xml:space="preserve">1 </w:t>
-      </w:r>
-      <w:r>
-        <w:rPr>
-          <w:rFonts w:ascii="Aptos Narrow" w:hAnsi="Aptos Narrow"/>
-        </w:rPr>
-        <w:t>,</w:t>
-      </w:r>
-      <w:proofErr w:type="gramEnd"/>
-      <w:r>
-        <w:rPr>
-          <w:rFonts w:ascii="Aptos Narrow" w:hAnsi="Aptos Narrow"/>
-        </w:rPr>
-        <w:t xml:space="preserve"> right-click the file and select Run as PowerShell, or copy the path and paste it into " Terminal" or "PowerShell ISE" to run. For the path with a colon, add the &amp; character in the command line, example:</w:t>
+        <w:t xml:space="preserve">.ps1 </w:t>
+      </w:r>
+      <w:r>
+        <w:rPr>
+          <w:rFonts w:ascii="Aptos Narrow" w:hAnsi="Aptos Narrow"/>
+        </w:rPr>
+        <w:t>, right-click the file and select Run as PowerShell, or copy the path and paste it into " Terminal" or "PowerShell ISE" to run. For the path with a colon, add the &amp; character in the command line, example:</w:t>
       </w:r>
     </w:p>
     <w:p>
@@ -1917,7 +1856,6 @@
         </w:rPr>
         <w:t xml:space="preserve">, </w:t>
       </w:r>
-      <w:proofErr w:type="spellStart"/>
       <w:r>
         <w:rPr>
           <w:rFonts w:ascii="Aptos Narrow" w:hAnsi="Aptos Narrow"/>
@@ -1925,7 +1863,6 @@
         </w:rPr>
         <w:t>iwr</w:t>
       </w:r>
-      <w:proofErr w:type="spellEnd"/>
       <w:r>
         <w:rPr>
           <w:rFonts w:ascii="Aptos Narrow" w:hAnsi="Aptos Narrow"/>
@@ -1937,36 +1874,13 @@
           <w:rFonts w:ascii="Aptos Narrow" w:hAnsi="Aptos Narrow"/>
           <w:color w:val="70AD47" w:themeColor="accent6"/>
         </w:rPr>
-        <w:t>Invoke-</w:t>
-      </w:r>
-      <w:proofErr w:type="spellStart"/>
-      <w:r>
-        <w:rPr>
-          <w:rFonts w:ascii="Aptos Narrow" w:hAnsi="Aptos Narrow"/>
-          <w:color w:val="70AD47" w:themeColor="accent6"/>
-        </w:rPr>
-        <w:t>WebRequest</w:t>
-      </w:r>
-      <w:proofErr w:type="spellEnd"/>
-      <w:r>
-        <w:rPr>
-          <w:rFonts w:ascii="Aptos Narrow" w:hAnsi="Aptos Narrow"/>
-        </w:rPr>
-        <w:t xml:space="preserve">. When copying the download link, just copy </w:t>
-      </w:r>
-      <w:proofErr w:type="spellStart"/>
-      <w:r>
-        <w:rPr>
-          <w:rFonts w:ascii="Aptos Narrow" w:hAnsi="Aptos Narrow"/>
-        </w:rPr>
-        <w:t>any one</w:t>
-      </w:r>
-      <w:proofErr w:type="spellEnd"/>
-      <w:r>
-        <w:rPr>
-          <w:rFonts w:ascii="Aptos Narrow" w:hAnsi="Aptos Narrow"/>
-        </w:rPr>
-        <w:t>.</w:t>
+        <w:t>Invoke-WebRequest</w:t>
+      </w:r>
+      <w:r>
+        <w:rPr>
+          <w:rFonts w:ascii="Aptos Narrow" w:hAnsi="Aptos Narrow"/>
+        </w:rPr>
+        <w:t>. When copying the download link, just copy any one.</w:t>
       </w:r>
     </w:p>
     <w:p>
@@ -2096,28 +2010,26 @@
           <w:color w:val="70AD47" w:themeColor="accent6"/>
         </w:rPr>
       </w:pPr>
-      <w:proofErr w:type="spellStart"/>
-      <w:r>
-        <w:rPr>
-          <w:rFonts w:ascii="Aptos Narrow" w:hAnsi="Aptos Narrow"/>
-          <w:color w:val="70AD47" w:themeColor="accent6"/>
-        </w:rPr>
-        <w:t>wget</w:t>
-      </w:r>
-      <w:proofErr w:type="spellEnd"/>
-      <w:r>
-        <w:rPr>
-          <w:rFonts w:ascii="Aptos Narrow" w:hAnsi="Aptos Narrow"/>
-          <w:color w:val="70AD47" w:themeColor="accent6"/>
-        </w:rPr>
-        <w:t xml:space="preserve"> https://fengyi.tel/lxps </w:t>
-      </w:r>
-      <w:r>
-        <w:rPr>
-          <w:rFonts w:ascii="Aptos Narrow" w:hAnsi="Aptos Narrow"/>
-          <w:color w:val="70AD47" w:themeColor="accent6"/>
-        </w:rPr>
-        <w:t>-o</w:t>
+      <w:r>
+        <w:rPr>
+          <w:rFonts w:ascii="Aptos Narrow" w:hAnsi="Aptos Narrow"/>
+          <w:color w:val="70AD47" w:themeColor="accent6"/>
+        </w:rPr>
+        <w:t xml:space="preserve">wget https://fengyi.tel/lxps </w:t>
+      </w:r>
+      <w:r>
+        <w:rPr>
+          <w:rFonts w:ascii="Aptos Narrow" w:hAnsi="Aptos Narrow"/>
+          <w:color w:val="70AD47" w:themeColor="accent6"/>
+        </w:rPr>
+        <w:t>-</w:t>
+      </w:r>
+      <w:r>
+        <w:rPr>
+          <w:rFonts w:ascii="Aptos Narrow" w:hAnsi="Aptos Narrow"/>
+          <w:color w:val="70AD47" w:themeColor="accent6"/>
+        </w:rPr>
+        <w:t>O</w:t>
       </w:r>
       <w:r>
         <w:rPr>
@@ -2139,21 +2051,12 @@
           <w:color w:val="70AD47" w:themeColor="accent6"/>
         </w:rPr>
       </w:pPr>
-      <w:proofErr w:type="spellStart"/>
-      <w:r>
-        <w:rPr>
-          <w:rFonts w:ascii="Aptos Narrow" w:hAnsi="Aptos Narrow"/>
-          <w:color w:val="70AD47" w:themeColor="accent6"/>
-        </w:rPr>
-        <w:t>iwr</w:t>
-      </w:r>
-      <w:proofErr w:type="spellEnd"/>
-      <w:r>
-        <w:rPr>
-          <w:rFonts w:ascii="Aptos Narrow" w:hAnsi="Aptos Narrow"/>
-          <w:color w:val="70AD47" w:themeColor="accent6"/>
-        </w:rPr>
-        <w:t xml:space="preserve"> https://fengyi.tel/lxps</w:t>
+      <w:r>
+        <w:rPr>
+          <w:rFonts w:ascii="Aptos Narrow" w:hAnsi="Aptos Narrow"/>
+          <w:color w:val="70AD47" w:themeColor="accent6"/>
+        </w:rPr>
+        <w:t>iwr https://fengyi.tel/lxps</w:t>
       </w:r>
       <w:r>
         <w:rPr>
@@ -2202,53 +2105,21 @@
           <w:color w:val="70AD47" w:themeColor="accent6"/>
         </w:rPr>
         <w:lastRenderedPageBreak/>
-        <w:t>Invoke-</w:t>
-      </w:r>
-      <w:proofErr w:type="spellStart"/>
-      <w:r>
-        <w:rPr>
-          <w:rFonts w:ascii="Aptos Narrow" w:hAnsi="Aptos Narrow"/>
-          <w:color w:val="70AD47" w:themeColor="accent6"/>
-        </w:rPr>
-        <w:t>WebRequest</w:t>
-      </w:r>
-      <w:proofErr w:type="spellEnd"/>
-      <w:r>
-        <w:rPr>
-          <w:rFonts w:ascii="Aptos Narrow" w:hAnsi="Aptos Narrow"/>
-          <w:color w:val="70AD47" w:themeColor="accent6"/>
-        </w:rPr>
-        <w:t xml:space="preserve"> https://fengyi.tel/lxps </w:t>
-      </w:r>
-      <w:r>
-        <w:rPr>
-          <w:rFonts w:ascii="Aptos Narrow" w:hAnsi="Aptos Narrow"/>
-          <w:color w:val="70AD47" w:themeColor="accent6"/>
-        </w:rPr>
-        <w:t>-</w:t>
-      </w:r>
-      <w:proofErr w:type="spellStart"/>
-      <w:r>
-        <w:rPr>
-          <w:rFonts w:ascii="Aptos Narrow" w:hAnsi="Aptos Narrow"/>
-          <w:color w:val="70AD47" w:themeColor="accent6"/>
-        </w:rPr>
-        <w:t>o</w:t>
-      </w:r>
-      <w:r>
-        <w:rPr>
-          <w:rFonts w:ascii="Aptos Narrow" w:hAnsi="Aptos Narrow"/>
-          <w:color w:val="70AD47" w:themeColor="accent6"/>
-        </w:rPr>
-        <w:t>utFile</w:t>
-      </w:r>
-      <w:proofErr w:type="spellEnd"/>
-      <w:r>
-        <w:rPr>
-          <w:rFonts w:ascii="Aptos Narrow" w:hAnsi="Aptos Narrow"/>
-          <w:color w:val="70AD47" w:themeColor="accent6"/>
-        </w:rPr>
-        <w:t xml:space="preserve"> get.ps1; .\get.ps1;</w:t>
+        <w:t xml:space="preserve">Invoke-WebRequest https://fengyi.tel/lxps </w:t>
+      </w:r>
+      <w:r>
+        <w:rPr>
+          <w:rFonts w:ascii="Aptos Narrow" w:hAnsi="Aptos Narrow"/>
+          <w:color w:val="70AD47" w:themeColor="accent6"/>
+        </w:rPr>
+        <w:t>-o</w:t>
+      </w:r>
+      <w:r>
+        <w:rPr>
+          <w:rFonts w:ascii="Aptos Narrow" w:hAnsi="Aptos Narrow"/>
+          <w:color w:val="70AD47" w:themeColor="accent6"/>
+        </w:rPr>
+        <w:t>utFile get.ps1; .\get.ps1;</w:t>
       </w:r>
     </w:p>
     <w:p>
@@ -2268,21 +2139,7 @@
         <w:rPr>
           <w:rFonts w:ascii="Aptos Narrow" w:hAnsi="Aptos Narrow"/>
         </w:rPr>
-        <w:t xml:space="preserve">Get the installation script from </w:t>
-      </w:r>
-      <w:proofErr w:type="spellStart"/>
-      <w:r>
-        <w:rPr>
-          <w:rFonts w:ascii="Aptos Narrow" w:hAnsi="Aptos Narrow"/>
-        </w:rPr>
-        <w:t>Github's</w:t>
-      </w:r>
-      <w:proofErr w:type="spellEnd"/>
-      <w:r>
-        <w:rPr>
-          <w:rFonts w:ascii="Aptos Narrow" w:hAnsi="Aptos Narrow"/>
-        </w:rPr>
-        <w:t xml:space="preserve"> node</w:t>
+        <w:t>Get the installation script from Github's node</w:t>
       </w:r>
     </w:p>
     <w:p>
@@ -2331,28 +2188,19 @@
           <w:color w:val="70AD47" w:themeColor="accent6"/>
         </w:rPr>
       </w:pPr>
-      <w:proofErr w:type="spellStart"/>
-      <w:r>
-        <w:rPr>
-          <w:rFonts w:ascii="Aptos Narrow" w:hAnsi="Aptos Narrow"/>
-          <w:color w:val="70AD47" w:themeColor="accent6"/>
-        </w:rPr>
-        <w:t>wget</w:t>
-      </w:r>
-      <w:proofErr w:type="spellEnd"/>
-      <w:r>
-        <w:rPr>
-          <w:rFonts w:ascii="Aptos Narrow" w:hAnsi="Aptos Narrow"/>
-          <w:color w:val="70AD47" w:themeColor="accent6"/>
-        </w:rPr>
-        <w:t xml:space="preserve"> https://github.com/ilikeyi/LXPs/raw/main/get.ps1 -</w:t>
-      </w:r>
-      <w:r>
-        <w:rPr>
-          <w:rFonts w:ascii="Aptos Narrow" w:hAnsi="Aptos Narrow"/>
-          <w:color w:val="70AD47" w:themeColor="accent6"/>
-        </w:rPr>
-        <w:t>o</w:t>
+      <w:r>
+        <w:rPr>
+          <w:rFonts w:ascii="Aptos Narrow" w:hAnsi="Aptos Narrow"/>
+          <w:color w:val="70AD47" w:themeColor="accent6"/>
+        </w:rPr>
+        <w:t>wget https://github.com/ilikeyi/LXPs/raw/main/get.ps1 -</w:t>
+      </w:r>
+      <w:r>
+        <w:rPr>
+          <w:rFonts w:ascii="Aptos Narrow" w:hAnsi="Aptos Narrow"/>
+          <w:color w:val="70AD47" w:themeColor="accent6"/>
+        </w:rPr>
+        <w:t>O</w:t>
       </w:r>
       <w:r>
         <w:rPr>
@@ -2374,21 +2222,12 @@
           <w:color w:val="70AD47" w:themeColor="accent6"/>
         </w:rPr>
       </w:pPr>
-      <w:proofErr w:type="spellStart"/>
-      <w:r>
-        <w:rPr>
-          <w:rFonts w:ascii="Aptos Narrow" w:hAnsi="Aptos Narrow"/>
-          <w:color w:val="70AD47" w:themeColor="accent6"/>
-        </w:rPr>
-        <w:t>iwr</w:t>
-      </w:r>
-      <w:proofErr w:type="spellEnd"/>
-      <w:r>
-        <w:rPr>
-          <w:rFonts w:ascii="Aptos Narrow" w:hAnsi="Aptos Narrow"/>
-          <w:color w:val="70AD47" w:themeColor="accent6"/>
-        </w:rPr>
-        <w:t xml:space="preserve"> https://github.com/ilikeyi/LXPs/raw/main/get.ps1</w:t>
+      <w:r>
+        <w:rPr>
+          <w:rFonts w:ascii="Aptos Narrow" w:hAnsi="Aptos Narrow"/>
+          <w:color w:val="70AD47" w:themeColor="accent6"/>
+        </w:rPr>
+        <w:t>iwr https://github.com/ilikeyi/LXPs/raw/main/get.ps1</w:t>
       </w:r>
       <w:r>
         <w:rPr>
@@ -2422,39 +2261,7 @@
           <w:rFonts w:ascii="Aptos Narrow" w:hAnsi="Aptos Narrow"/>
           <w:color w:val="70AD47" w:themeColor="accent6"/>
         </w:rPr>
-        <w:t>Invoke-</w:t>
-      </w:r>
-      <w:proofErr w:type="spellStart"/>
-      <w:r>
-        <w:rPr>
-          <w:rFonts w:ascii="Aptos Narrow" w:hAnsi="Aptos Narrow"/>
-          <w:color w:val="70AD47" w:themeColor="accent6"/>
-        </w:rPr>
-        <w:t>WebRequest</w:t>
-      </w:r>
-      <w:proofErr w:type="spellEnd"/>
-      <w:r>
-        <w:rPr>
-          <w:rFonts w:ascii="Aptos Narrow" w:hAnsi="Aptos Narrow"/>
-          <w:color w:val="70AD47" w:themeColor="accent6"/>
-        </w:rPr>
-        <w:t xml:space="preserve"> https://github.com/ilikeyi/LXPs/raw/main/get.ps1 -</w:t>
-      </w:r>
-      <w:proofErr w:type="spellStart"/>
-      <w:r>
-        <w:rPr>
-          <w:rFonts w:ascii="Aptos Narrow" w:hAnsi="Aptos Narrow"/>
-          <w:color w:val="70AD47" w:themeColor="accent6"/>
-        </w:rPr>
-        <w:t>OutFile</w:t>
-      </w:r>
-      <w:proofErr w:type="spellEnd"/>
-      <w:r>
-        <w:rPr>
-          <w:rFonts w:ascii="Aptos Narrow" w:hAnsi="Aptos Narrow"/>
-          <w:color w:val="70AD47" w:themeColor="accent6"/>
-        </w:rPr>
-        <w:t xml:space="preserve"> get.ps1; .\get.ps1;</w:t>
+        <w:t>Invoke-WebRequest https://github.com/ilikeyi/LXPs/raw/main/get.ps1 -OutFile get.ps1; .\get.ps1;</w:t>
       </w:r>
     </w:p>
     <w:p>
@@ -2658,28 +2465,19 @@
           <w:color w:val="70AD47" w:themeColor="accent6"/>
         </w:rPr>
       </w:pPr>
-      <w:proofErr w:type="spellStart"/>
-      <w:r>
-        <w:rPr>
-          <w:rFonts w:ascii="Aptos Narrow" w:hAnsi="Aptos Narrow"/>
-          <w:color w:val="70AD47" w:themeColor="accent6"/>
-        </w:rPr>
-        <w:t>wget</w:t>
-      </w:r>
-      <w:proofErr w:type="spellEnd"/>
-      <w:r>
-        <w:rPr>
-          <w:rFonts w:ascii="Aptos Narrow" w:hAnsi="Aptos Narrow"/>
-          <w:color w:val="70AD47" w:themeColor="accent6"/>
-        </w:rPr>
-        <w:t xml:space="preserve"> https://fengyi.tel/lxps -</w:t>
-      </w:r>
-      <w:r>
-        <w:rPr>
-          <w:rFonts w:ascii="Aptos Narrow" w:hAnsi="Aptos Narrow"/>
-          <w:color w:val="70AD47" w:themeColor="accent6"/>
-        </w:rPr>
-        <w:t>o</w:t>
+      <w:r>
+        <w:rPr>
+          <w:rFonts w:ascii="Aptos Narrow" w:hAnsi="Aptos Narrow"/>
+          <w:color w:val="70AD47" w:themeColor="accent6"/>
+        </w:rPr>
+        <w:t>wget https://fengyi.tel/lxps -</w:t>
+      </w:r>
+      <w:r>
+        <w:rPr>
+          <w:rFonts w:ascii="Aptos Narrow" w:hAnsi="Aptos Narrow"/>
+          <w:color w:val="70AD47" w:themeColor="accent6"/>
+        </w:rPr>
+        <w:t>O</w:t>
       </w:r>
       <w:r>
         <w:rPr>
@@ -2701,21 +2499,12 @@
           <w:color w:val="70AD47" w:themeColor="accent6"/>
         </w:rPr>
       </w:pPr>
-      <w:proofErr w:type="spellStart"/>
-      <w:r>
-        <w:rPr>
-          <w:rFonts w:ascii="Aptos Narrow" w:hAnsi="Aptos Narrow"/>
-          <w:color w:val="70AD47" w:themeColor="accent6"/>
-        </w:rPr>
-        <w:t>iwr</w:t>
-      </w:r>
-      <w:proofErr w:type="spellEnd"/>
-      <w:r>
-        <w:rPr>
-          <w:rFonts w:ascii="Aptos Narrow" w:hAnsi="Aptos Narrow"/>
-          <w:color w:val="70AD47" w:themeColor="accent6"/>
-        </w:rPr>
-        <w:t xml:space="preserve"> https://fengyi.tel/lxps</w:t>
+      <w:r>
+        <w:rPr>
+          <w:rFonts w:ascii="Aptos Narrow" w:hAnsi="Aptos Narrow"/>
+          <w:color w:val="70AD47" w:themeColor="accent6"/>
+        </w:rPr>
+        <w:t>iwr https://fengyi.tel/lxps</w:t>
       </w:r>
       <w:r>
         <w:rPr>
@@ -2742,46 +2531,14 @@
           <w:rFonts w:ascii="Aptos Narrow" w:hAnsi="Aptos Narrow"/>
           <w:color w:val="70AD47" w:themeColor="accent6"/>
         </w:rPr>
-        <w:t>Invoke-</w:t>
-      </w:r>
-      <w:proofErr w:type="spellStart"/>
-      <w:r>
-        <w:rPr>
-          <w:rFonts w:ascii="Aptos Narrow" w:hAnsi="Aptos Narrow"/>
-          <w:color w:val="70AD47" w:themeColor="accent6"/>
-        </w:rPr>
-        <w:t>WebRequest</w:t>
-      </w:r>
-      <w:proofErr w:type="spellEnd"/>
-      <w:r>
-        <w:rPr>
-          <w:rFonts w:ascii="Aptos Narrow" w:hAnsi="Aptos Narrow"/>
-          <w:color w:val="70AD47" w:themeColor="accent6"/>
-        </w:rPr>
-        <w:t xml:space="preserve"> https://fengyi.tel/lxps</w:t>
-      </w:r>
-      <w:r>
-        <w:rPr>
-          <w:rFonts w:ascii="Aptos Narrow" w:hAnsi="Aptos Narrow"/>
-          <w:color w:val="70AD47" w:themeColor="accent6"/>
-        </w:rPr>
-        <w:t xml:space="preserve"> -</w:t>
-      </w:r>
-      <w:proofErr w:type="spellStart"/>
-      <w:r>
-        <w:rPr>
-          <w:rFonts w:ascii="Aptos Narrow" w:hAnsi="Aptos Narrow"/>
-          <w:color w:val="70AD47" w:themeColor="accent6"/>
-        </w:rPr>
-        <w:t>OutFile</w:t>
-      </w:r>
-      <w:proofErr w:type="spellEnd"/>
-      <w:r>
-        <w:rPr>
-          <w:rFonts w:ascii="Aptos Narrow" w:hAnsi="Aptos Narrow"/>
-          <w:color w:val="70AD47" w:themeColor="accent6"/>
-        </w:rPr>
-        <w:t xml:space="preserve"> get.ps1</w:t>
+        <w:t>Invoke-WebRequest https://fengyi.tel/lxps</w:t>
+      </w:r>
+      <w:r>
+        <w:rPr>
+          <w:rFonts w:ascii="Aptos Narrow" w:hAnsi="Aptos Narrow"/>
+          <w:color w:val="70AD47" w:themeColor="accent6"/>
+        </w:rPr>
+        <w:t xml:space="preserve"> -OutFile get.ps1</w:t>
       </w:r>
     </w:p>
     <w:p>
@@ -2804,21 +2561,7 @@
         <w:rPr>
           <w:rFonts w:ascii="Aptos Narrow" w:hAnsi="Aptos Narrow"/>
         </w:rPr>
-        <w:t xml:space="preserve">Get the installation script from </w:t>
-      </w:r>
-      <w:proofErr w:type="spellStart"/>
-      <w:r>
-        <w:rPr>
-          <w:rFonts w:ascii="Aptos Narrow" w:hAnsi="Aptos Narrow"/>
-        </w:rPr>
-        <w:t>Github's</w:t>
-      </w:r>
-      <w:proofErr w:type="spellEnd"/>
-      <w:r>
-        <w:rPr>
-          <w:rFonts w:ascii="Aptos Narrow" w:hAnsi="Aptos Narrow"/>
-        </w:rPr>
-        <w:t xml:space="preserve"> node</w:t>
+        <w:t>Get the installation script from Github's node</w:t>
       </w:r>
     </w:p>
     <w:p>
@@ -2867,28 +2610,26 @@
           <w:color w:val="70AD47" w:themeColor="accent6"/>
         </w:rPr>
       </w:pPr>
-      <w:proofErr w:type="spellStart"/>
-      <w:r>
-        <w:rPr>
-          <w:rFonts w:ascii="Aptos Narrow" w:hAnsi="Aptos Narrow"/>
-          <w:color w:val="70AD47" w:themeColor="accent6"/>
-        </w:rPr>
-        <w:t>wget</w:t>
-      </w:r>
-      <w:proofErr w:type="spellEnd"/>
-      <w:r>
-        <w:rPr>
-          <w:rFonts w:ascii="Aptos Narrow" w:hAnsi="Aptos Narrow"/>
-          <w:color w:val="70AD47" w:themeColor="accent6"/>
-        </w:rPr>
-        <w:t xml:space="preserve"> https://github.com/ilikeyi/LXPs/raw/main/get.ps1 </w:t>
-      </w:r>
-      <w:r>
-        <w:rPr>
-          <w:rFonts w:ascii="Aptos Narrow" w:hAnsi="Aptos Narrow"/>
-          <w:color w:val="70AD47" w:themeColor="accent6"/>
-        </w:rPr>
-        <w:t>-o</w:t>
+      <w:r>
+        <w:rPr>
+          <w:rFonts w:ascii="Aptos Narrow" w:hAnsi="Aptos Narrow"/>
+          <w:color w:val="70AD47" w:themeColor="accent6"/>
+        </w:rPr>
+        <w:t xml:space="preserve">wget https://github.com/ilikeyi/LXPs/raw/main/get.ps1 </w:t>
+      </w:r>
+      <w:r>
+        <w:rPr>
+          <w:rFonts w:ascii="Aptos Narrow" w:hAnsi="Aptos Narrow"/>
+          <w:color w:val="70AD47" w:themeColor="accent6"/>
+        </w:rPr>
+        <w:t>-</w:t>
+      </w:r>
+      <w:r>
+        <w:rPr>
+          <w:rFonts w:ascii="Aptos Narrow" w:hAnsi="Aptos Narrow"/>
+          <w:color w:val="70AD47" w:themeColor="accent6"/>
+        </w:rPr>
+        <w:t>O</w:t>
       </w:r>
       <w:r>
         <w:rPr>
@@ -2910,21 +2651,12 @@
           <w:color w:val="70AD47" w:themeColor="accent6"/>
         </w:rPr>
       </w:pPr>
-      <w:proofErr w:type="spellStart"/>
-      <w:r>
-        <w:rPr>
-          <w:rFonts w:ascii="Aptos Narrow" w:hAnsi="Aptos Narrow"/>
-          <w:color w:val="70AD47" w:themeColor="accent6"/>
-        </w:rPr>
-        <w:t>iwr</w:t>
-      </w:r>
-      <w:proofErr w:type="spellEnd"/>
-      <w:r>
-        <w:rPr>
-          <w:rFonts w:ascii="Aptos Narrow" w:hAnsi="Aptos Narrow"/>
-          <w:color w:val="70AD47" w:themeColor="accent6"/>
-        </w:rPr>
-        <w:t xml:space="preserve"> https://github.com/ilikeyi/LXPs/raw/main/get.ps1</w:t>
+      <w:r>
+        <w:rPr>
+          <w:rFonts w:ascii="Aptos Narrow" w:hAnsi="Aptos Narrow"/>
+          <w:color w:val="70AD47" w:themeColor="accent6"/>
+        </w:rPr>
+        <w:t>iwr https://github.com/ilikeyi/LXPs/raw/main/get.ps1</w:t>
       </w:r>
       <w:r>
         <w:rPr>
@@ -2965,53 +2697,21 @@
           <w:rFonts w:ascii="Aptos Narrow" w:hAnsi="Aptos Narrow"/>
           <w:color w:val="70AD47" w:themeColor="accent6"/>
         </w:rPr>
-        <w:t>Invoke-</w:t>
-      </w:r>
-      <w:proofErr w:type="spellStart"/>
-      <w:r>
-        <w:rPr>
-          <w:rFonts w:ascii="Aptos Narrow" w:hAnsi="Aptos Narrow"/>
-          <w:color w:val="70AD47" w:themeColor="accent6"/>
-        </w:rPr>
-        <w:t>WebRequest</w:t>
-      </w:r>
-      <w:proofErr w:type="spellEnd"/>
-      <w:r>
-        <w:rPr>
-          <w:rFonts w:ascii="Aptos Narrow" w:hAnsi="Aptos Narrow"/>
-          <w:color w:val="70AD47" w:themeColor="accent6"/>
-        </w:rPr>
-        <w:t xml:space="preserve"> https://github.com/ilikeyi/LXPs/raw/main/get.ps1 </w:t>
-      </w:r>
-      <w:r>
-        <w:rPr>
-          <w:rFonts w:ascii="Aptos Narrow" w:hAnsi="Aptos Narrow"/>
-          <w:color w:val="70AD47" w:themeColor="accent6"/>
-        </w:rPr>
-        <w:t>-</w:t>
-      </w:r>
-      <w:proofErr w:type="spellStart"/>
-      <w:r>
-        <w:rPr>
-          <w:rFonts w:ascii="Aptos Narrow" w:hAnsi="Aptos Narrow"/>
-          <w:color w:val="70AD47" w:themeColor="accent6"/>
-        </w:rPr>
-        <w:t>o</w:t>
-      </w:r>
-      <w:r>
-        <w:rPr>
-          <w:rFonts w:ascii="Aptos Narrow" w:hAnsi="Aptos Narrow"/>
-          <w:color w:val="70AD47" w:themeColor="accent6"/>
-        </w:rPr>
-        <w:t>utFile</w:t>
-      </w:r>
-      <w:proofErr w:type="spellEnd"/>
-      <w:r>
-        <w:rPr>
-          <w:rFonts w:ascii="Aptos Narrow" w:hAnsi="Aptos Narrow"/>
-          <w:color w:val="70AD47" w:themeColor="accent6"/>
-        </w:rPr>
-        <w:t xml:space="preserve"> get.ps1</w:t>
+        <w:t xml:space="preserve">Invoke-WebRequest https://github.com/ilikeyi/LXPs/raw/main/get.ps1 </w:t>
+      </w:r>
+      <w:r>
+        <w:rPr>
+          <w:rFonts w:ascii="Aptos Narrow" w:hAnsi="Aptos Narrow"/>
+          <w:color w:val="70AD47" w:themeColor="accent6"/>
+        </w:rPr>
+        <w:t>-o</w:t>
+      </w:r>
+      <w:r>
+        <w:rPr>
+          <w:rFonts w:ascii="Aptos Narrow" w:hAnsi="Aptos Narrow"/>
+          <w:color w:val="70AD47" w:themeColor="accent6"/>
+        </w:rPr>
+        <w:t>utFile get.ps1</w:t>
       </w:r>
     </w:p>
     <w:p>
@@ -3123,20 +2823,7 @@
           <w:rFonts w:ascii="Aptos Narrow" w:hAnsi="Aptos Narrow"/>
         </w:rPr>
         <w:tab/>
-      </w:r>
-      <w:proofErr w:type="spellStart"/>
-      <w:r>
-        <w:rPr>
-          <w:rFonts w:ascii="Aptos Narrow" w:hAnsi="Aptos Narrow"/>
-        </w:rPr>
-        <w:t>Reset</w:t>
-      </w:r>
-      <w:proofErr w:type="spellEnd"/>
-      <w:r>
-        <w:rPr>
-          <w:rFonts w:ascii="Aptos Narrow" w:hAnsi="Aptos Narrow"/>
-        </w:rPr>
-        <w:t xml:space="preserve"> script usage </w:t>
+        <w:t xml:space="preserve">Reset script usage </w:t>
       </w:r>
       <w:r>
         <w:rPr>
@@ -3164,17 +2851,8 @@
           <w:rFonts w:ascii="Aptos Narrow" w:hAnsi="Aptos Narrow"/>
           <w:color w:val="70AD47" w:themeColor="accent6"/>
         </w:rPr>
-        <w:t>-</w:t>
-      </w:r>
-      <w:proofErr w:type="spellStart"/>
-      <w:r>
-        <w:rPr>
-          <w:rFonts w:ascii="Aptos Narrow" w:hAnsi="Aptos Narrow"/>
-          <w:color w:val="70AD47" w:themeColor="accent6"/>
-        </w:rPr>
-        <w:t>Cus</w:t>
-      </w:r>
-      <w:proofErr w:type="spellEnd"/>
+        <w:t>-Cus</w:t>
+      </w:r>
       <w:r>
         <w:rPr>
           <w:rFonts w:ascii="Aptos Narrow" w:hAnsi="Aptos Narrow"/>
@@ -3223,23 +2901,7 @@
           <w:rFonts w:ascii="Aptos Narrow" w:hAnsi="Aptos Narrow"/>
           <w:color w:val="70AD47" w:themeColor="accent6"/>
         </w:rPr>
-        <w:t>"</w:t>
-      </w:r>
-      <w:proofErr w:type="spellStart"/>
-      <w:r>
-        <w:rPr>
-          <w:rFonts w:ascii="Aptos Narrow" w:hAnsi="Aptos Narrow"/>
-          <w:color w:val="70AD47" w:themeColor="accent6"/>
-        </w:rPr>
-        <w:t>AutoSelectDisk</w:t>
-      </w:r>
-      <w:proofErr w:type="spellEnd"/>
-      <w:r>
-        <w:rPr>
-          <w:rFonts w:ascii="Aptos Narrow" w:hAnsi="Aptos Narrow"/>
-          <w:color w:val="70AD47" w:themeColor="accent6"/>
-        </w:rPr>
-        <w:t>"</w:t>
+        <w:t>"AutoSelectDisk"</w:t>
       </w:r>
       <w:r>
         <w:rPr>
@@ -3313,17 +2975,8 @@
           <w:rFonts w:ascii="Aptos Narrow" w:hAnsi="Aptos Narrow"/>
           <w:color w:val="70AD47" w:themeColor="accent6"/>
         </w:rPr>
-        <w:t>-</w:t>
-      </w:r>
-      <w:proofErr w:type="spellStart"/>
-      <w:r>
-        <w:rPr>
-          <w:rFonts w:ascii="Aptos Narrow" w:hAnsi="Aptos Narrow"/>
-          <w:color w:val="70AD47" w:themeColor="accent6"/>
-        </w:rPr>
-        <w:t>GoTo</w:t>
-      </w:r>
-      <w:proofErr w:type="spellEnd"/>
+        <w:t>-GoTo</w:t>
+      </w:r>
       <w:r>
         <w:rPr>
           <w:rFonts w:ascii="Aptos Narrow" w:hAnsi="Aptos Narrow"/>
@@ -3455,20 +3108,7 @@
           <w:rFonts w:ascii="Aptos Narrow" w:hAnsi="Aptos Narrow"/>
         </w:rPr>
         <w:tab/>
-      </w:r>
-      <w:proofErr w:type="spellStart"/>
-      <w:r>
-        <w:rPr>
-          <w:rFonts w:ascii="Aptos Narrow" w:hAnsi="Aptos Narrow"/>
-        </w:rPr>
-        <w:t>Silent</w:t>
-      </w:r>
-      <w:proofErr w:type="spellEnd"/>
-      <w:r>
-        <w:rPr>
-          <w:rFonts w:ascii="Aptos Narrow" w:hAnsi="Aptos Narrow"/>
-        </w:rPr>
-        <w:t xml:space="preserve"> installation</w:t>
+        <w:t>Silent installation</w:t>
       </w:r>
     </w:p>
     <w:p>
@@ -3506,39 +3146,7 @@
           <w:rFonts w:ascii="Aptos Narrow" w:hAnsi="Aptos Narrow"/>
           <w:color w:val="70AD47" w:themeColor="accent6"/>
         </w:rPr>
-        <w:t>.\get.ps1 -To "</w:t>
-      </w:r>
-      <w:proofErr w:type="spellStart"/>
-      <w:r>
-        <w:rPr>
-          <w:rFonts w:ascii="Aptos Narrow" w:hAnsi="Aptos Narrow"/>
-          <w:color w:val="70AD47" w:themeColor="accent6"/>
-        </w:rPr>
-        <w:t>AutoSelectDisk</w:t>
-      </w:r>
-      <w:proofErr w:type="spellEnd"/>
-      <w:r>
-        <w:rPr>
-          <w:rFonts w:ascii="Aptos Narrow" w:hAnsi="Aptos Narrow"/>
-          <w:color w:val="70AD47" w:themeColor="accent6"/>
-        </w:rPr>
-        <w:t>" -</w:t>
-      </w:r>
-      <w:proofErr w:type="spellStart"/>
-      <w:r>
-        <w:rPr>
-          <w:rFonts w:ascii="Aptos Narrow" w:hAnsi="Aptos Narrow"/>
-          <w:color w:val="70AD47" w:themeColor="accent6"/>
-        </w:rPr>
-        <w:t>GoTo</w:t>
-      </w:r>
-      <w:proofErr w:type="spellEnd"/>
-      <w:r>
-        <w:rPr>
-          <w:rFonts w:ascii="Aptos Narrow" w:hAnsi="Aptos Narrow"/>
-          <w:color w:val="70AD47" w:themeColor="accent6"/>
-        </w:rPr>
-        <w:t xml:space="preserve"> "</w:t>
+        <w:t>.\get.ps1 -To "AutoSelectDisk" -GoTo "</w:t>
       </w:r>
       <w:r>
         <w:rPr>
@@ -3797,7 +3405,7 @@
           <w:szCs w:val="24"/>
         </w:rPr>
         <w:drawing>
-          <wp:anchor distT="0" distB="0" distL="114300" distR="114300" simplePos="0" relativeHeight="251661312" behindDoc="1" locked="0" layoutInCell="1" allowOverlap="1" wp14:anchorId="49A16DA8" wp14:editId="55D53BFB">
+          <wp:anchor distT="0" distB="0" distL="114300" distR="114300" simplePos="0" relativeHeight="251661312" behindDoc="1" locked="0" layoutInCell="1" allowOverlap="1" wp14:anchorId="49A16DA8" wp14:editId="50CE342F">
             <wp:simplePos x="0" y="0"/>
             <wp:positionH relativeFrom="column">
               <wp:posOffset>0</wp:posOffset>
@@ -3927,19 +3535,11 @@
           <w:rFonts w:ascii="Aptos Narrow" w:hAnsi="Aptos Narrow"/>
         </w:rPr>
       </w:pPr>
-      <w:proofErr w:type="spellStart"/>
-      <w:r>
-        <w:rPr>
-          <w:rFonts w:ascii="Aptos Narrow" w:hAnsi="Aptos Narrow"/>
-        </w:rPr>
-        <w:t>Github</w:t>
-      </w:r>
-      <w:proofErr w:type="spellEnd"/>
-      <w:r>
-        <w:rPr>
-          <w:rFonts w:ascii="Aptos Narrow" w:hAnsi="Aptos Narrow"/>
-        </w:rPr>
-        <w:t xml:space="preserve"> | </w:t>
+      <w:r>
+        <w:rPr>
+          <w:rFonts w:ascii="Aptos Narrow" w:hAnsi="Aptos Narrow"/>
+        </w:rPr>
+        <w:t xml:space="preserve">Github | </w:t>
       </w:r>
       <w:hyperlink r:id="rId15" w:history="1">
         <w:r>
@@ -3991,19 +3591,11 @@
           <w:rFonts w:ascii="Aptos Narrow" w:hAnsi="Aptos Narrow"/>
         </w:rPr>
       </w:pPr>
-      <w:proofErr w:type="spellStart"/>
-      <w:r>
-        <w:rPr>
-          <w:rFonts w:ascii="Aptos Narrow" w:hAnsi="Aptos Narrow"/>
-        </w:rPr>
-        <w:t>EMail</w:t>
-      </w:r>
-      <w:proofErr w:type="spellEnd"/>
-      <w:r>
-        <w:rPr>
-          <w:rFonts w:ascii="Aptos Narrow" w:hAnsi="Aptos Narrow"/>
-        </w:rPr>
-        <w:t xml:space="preserve">: </w:t>
+      <w:r>
+        <w:rPr>
+          <w:rFonts w:ascii="Aptos Narrow" w:hAnsi="Aptos Narrow"/>
+        </w:rPr>
+        <w:t xml:space="preserve">EMail: </w:t>
       </w:r>
       <w:hyperlink r:id="rId16" w:history="1">
         <w:r>
